--- a/UID EXP 6 ARUN.docx
+++ b/UID EXP 6 ARUN.docx
@@ -1269,26 +1269,10 @@
       </w:pPr>
       <w:r>
         <w:drawing>
-          <wp:anchor distT="0" distB="0" distL="114300" distR="114300" simplePos="0" relativeHeight="251658240" behindDoc="1" locked="0" layoutInCell="1" allowOverlap="1" wp14:anchorId="722E31EA" wp14:editId="30410513">
-            <wp:simplePos x="0" y="0"/>
-            <wp:positionH relativeFrom="column">
-              <wp:posOffset>1765300</wp:posOffset>
-            </wp:positionH>
-            <wp:positionV relativeFrom="paragraph">
-              <wp:posOffset>1270</wp:posOffset>
-            </wp:positionV>
-            <wp:extent cx="3641090" cy="4020185"/>
+          <wp:inline distT="0" distB="0" distL="0" distR="0" wp14:anchorId="28567941" wp14:editId="6ADA16FF">
+            <wp:extent cx="4004441" cy="4154506"/>
             <wp:effectExtent l="0" t="0" r="0" b="0"/>
-            <wp:wrapThrough wrapText="bothSides">
-              <wp:wrapPolygon edited="0">
-                <wp:start x="0" y="0"/>
-                <wp:lineTo x="0" y="21494"/>
-                <wp:lineTo x="21472" y="21494"/>
-                <wp:lineTo x="21472" y="0"/>
-                <wp:lineTo x="0" y="0"/>
-              </wp:wrapPolygon>
-            </wp:wrapThrough>
-            <wp:docPr id="1876735992" name="Picture 1"/>
+            <wp:docPr id="1051457785" name="Picture 1"/>
             <wp:cNvGraphicFramePr>
               <a:graphicFrameLocks xmlns:a="http://schemas.openxmlformats.org/drawingml/2006/main" noChangeAspect="1"/>
             </wp:cNvGraphicFramePr>
@@ -1296,17 +1280,11 @@
               <a:graphicData uri="http://schemas.openxmlformats.org/drawingml/2006/picture">
                 <pic:pic xmlns:pic="http://schemas.openxmlformats.org/drawingml/2006/picture">
                   <pic:nvPicPr>
-                    <pic:cNvPr id="1876735992" name=""/>
+                    <pic:cNvPr id="1051457785" name=""/>
                     <pic:cNvPicPr/>
                   </pic:nvPicPr>
                   <pic:blipFill>
-                    <a:blip r:embed="rId5">
-                      <a:extLst>
-                        <a:ext uri="{28A0092B-C50C-407E-A947-70E740481C1C}">
-                          <a14:useLocalDpi xmlns:a14="http://schemas.microsoft.com/office/drawing/2010/main" val="0"/>
-                        </a:ext>
-                      </a:extLst>
-                    </a:blip>
+                    <a:blip r:embed="rId5"/>
                     <a:stretch>
                       <a:fillRect/>
                     </a:stretch>
@@ -1314,7 +1292,7 @@
                   <pic:spPr>
                     <a:xfrm>
                       <a:off x="0" y="0"/>
-                      <a:ext cx="3641090" cy="4020185"/>
+                      <a:ext cx="4010356" cy="4160642"/>
                     </a:xfrm>
                     <a:prstGeom prst="rect">
                       <a:avLst/>
@@ -1323,7 +1301,7 @@
                 </pic:pic>
               </a:graphicData>
             </a:graphic>
-          </wp:anchor>
+          </wp:inline>
         </w:drawing>
       </w:r>
       <w:r>
@@ -1339,10 +1317,10 @@
       <w:r>
         <w:lastRenderedPageBreak/>
         <w:drawing>
-          <wp:inline distT="0" distB="0" distL="0" distR="0" wp14:anchorId="37A5480A" wp14:editId="5AC97DF3">
-            <wp:extent cx="4201111" cy="4334480"/>
+          <wp:inline distT="0" distB="0" distL="0" distR="0" wp14:anchorId="4EB44CBC" wp14:editId="75F0A667">
+            <wp:extent cx="2867425" cy="4201111"/>
             <wp:effectExtent l="0" t="0" r="9525" b="9525"/>
-            <wp:docPr id="24642046" name="Picture 1"/>
+            <wp:docPr id="1539200110" name="Picture 1"/>
             <wp:cNvGraphicFramePr>
               <a:graphicFrameLocks xmlns:a="http://schemas.openxmlformats.org/drawingml/2006/main" noChangeAspect="1"/>
             </wp:cNvGraphicFramePr>
@@ -1350,7 +1328,7 @@
               <a:graphicData uri="http://schemas.openxmlformats.org/drawingml/2006/picture">
                 <pic:pic xmlns:pic="http://schemas.openxmlformats.org/drawingml/2006/picture">
                   <pic:nvPicPr>
-                    <pic:cNvPr id="24642046" name=""/>
+                    <pic:cNvPr id="1539200110" name=""/>
                     <pic:cNvPicPr/>
                   </pic:nvPicPr>
                   <pic:blipFill>
@@ -1362,7 +1340,7 @@
                   <pic:spPr>
                     <a:xfrm>
                       <a:off x="0" y="0"/>
-                      <a:ext cx="4201111" cy="4334480"/>
+                      <a:ext cx="2867425" cy="4201111"/>
                     </a:xfrm>
                     <a:prstGeom prst="rect">
                       <a:avLst/>
@@ -1376,10 +1354,10 @@
       </w:r>
       <w:r>
         <w:drawing>
-          <wp:inline distT="0" distB="0" distL="0" distR="0" wp14:anchorId="24245AB9" wp14:editId="6E323BC2">
-            <wp:extent cx="3163071" cy="3358055"/>
-            <wp:effectExtent l="0" t="0" r="0" b="0"/>
-            <wp:docPr id="650913874" name="Picture 1"/>
+          <wp:inline distT="0" distB="0" distL="0" distR="0" wp14:anchorId="074FA24E" wp14:editId="0D26DC98">
+            <wp:extent cx="2538248" cy="4162726"/>
+            <wp:effectExtent l="0" t="0" r="0" b="9525"/>
+            <wp:docPr id="1380870857" name="Picture 1"/>
             <wp:cNvGraphicFramePr>
               <a:graphicFrameLocks xmlns:a="http://schemas.openxmlformats.org/drawingml/2006/main" noChangeAspect="1"/>
             </wp:cNvGraphicFramePr>
@@ -1387,7 +1365,7 @@
               <a:graphicData uri="http://schemas.openxmlformats.org/drawingml/2006/picture">
                 <pic:pic xmlns:pic="http://schemas.openxmlformats.org/drawingml/2006/picture">
                   <pic:nvPicPr>
-                    <pic:cNvPr id="650913874" name=""/>
+                    <pic:cNvPr id="1380870857" name=""/>
                     <pic:cNvPicPr/>
                   </pic:nvPicPr>
                   <pic:blipFill>
@@ -1399,7 +1377,7 @@
                   <pic:spPr>
                     <a:xfrm>
                       <a:off x="0" y="0"/>
-                      <a:ext cx="3167313" cy="3362558"/>
+                      <a:ext cx="2552561" cy="4186200"/>
                     </a:xfrm>
                     <a:prstGeom prst="rect">
                       <a:avLst/>
@@ -1413,6 +1391,43 @@
       </w:r>
       <w:r>
         <w:t xml:space="preserve"> </w:t>
+      </w:r>
+      <w:r>
+        <w:drawing>
+          <wp:inline distT="0" distB="0" distL="0" distR="0" wp14:anchorId="58A45DD8" wp14:editId="34B10475">
+            <wp:extent cx="2062022" cy="3170183"/>
+            <wp:effectExtent l="0" t="0" r="0" b="0"/>
+            <wp:docPr id="1112669678" name="Picture 1"/>
+            <wp:cNvGraphicFramePr>
+              <a:graphicFrameLocks xmlns:a="http://schemas.openxmlformats.org/drawingml/2006/main" noChangeAspect="1"/>
+            </wp:cNvGraphicFramePr>
+            <a:graphic xmlns:a="http://schemas.openxmlformats.org/drawingml/2006/main">
+              <a:graphicData uri="http://schemas.openxmlformats.org/drawingml/2006/picture">
+                <pic:pic xmlns:pic="http://schemas.openxmlformats.org/drawingml/2006/picture">
+                  <pic:nvPicPr>
+                    <pic:cNvPr id="1112669678" name=""/>
+                    <pic:cNvPicPr/>
+                  </pic:nvPicPr>
+                  <pic:blipFill>
+                    <a:blip r:embed="rId8"/>
+                    <a:stretch>
+                      <a:fillRect/>
+                    </a:stretch>
+                  </pic:blipFill>
+                  <pic:spPr>
+                    <a:xfrm>
+                      <a:off x="0" y="0"/>
+                      <a:ext cx="2068601" cy="3180297"/>
+                    </a:xfrm>
+                    <a:prstGeom prst="rect">
+                      <a:avLst/>
+                    </a:prstGeom>
+                  </pic:spPr>
+                </pic:pic>
+              </a:graphicData>
+            </a:graphic>
+          </wp:inline>
+        </w:drawing>
       </w:r>
     </w:p>
     <w:sectPr>
